--- a/docs/eventus_seventh_draft.docx
+++ b/docs/eventus_seventh_draft.docx
@@ -50,9 +50,6 @@
       <w:r>
         <w:t>2026-06-12</w:t>
       </w:r>
-      <w:r>
-        <w:t xml:space="preserve"> version</w:t>
-      </w:r>
     </w:p>
     <w:p>
       <w:pPr>
@@ -3180,8 +3177,9 @@
         <w:rPr>
           <w:noProof/>
         </w:rPr>
+        <w:lastRenderedPageBreak/>
         <w:drawing>
-          <wp:inline distT="0" distB="0" distL="0" distR="0" wp14:anchorId="787880FE" wp14:editId="41F986A9">
+          <wp:inline distT="0" distB="0" distL="0" distR="0" wp14:anchorId="3AC1CF0E" wp14:editId="38311EBC">
             <wp:extent cx="4533900" cy="2691286"/>
             <wp:effectExtent l="0" t="0" r="0" b="0"/>
             <wp:docPr id="39" name="Picture"/>
@@ -3228,6 +3226,12 @@
         <w:pStyle w:val="ImageCaption"/>
       </w:pPr>
       <w:r>
+        <w:rPr>
+          <w:b/>
+        </w:rPr>
+        <w:t xml:space="preserve">Figure 1. </w:t>
+      </w:r>
+      <w:r>
         <w:t>KDE of nursing facility stay duration (</w:t>
       </w:r>
       <m:oMath>
@@ -3250,9 +3254,8 @@
         <w:rPr>
           <w:noProof/>
         </w:rPr>
-        <w:lastRenderedPageBreak/>
         <w:drawing>
-          <wp:inline distT="0" distB="0" distL="0" distR="0" wp14:anchorId="1CAFDAF0" wp14:editId="216EDEFD">
+          <wp:inline distT="0" distB="0" distL="0" distR="0" wp14:anchorId="4F74D32F" wp14:editId="4FD69774">
             <wp:extent cx="4533900" cy="3191093"/>
             <wp:effectExtent l="0" t="0" r="0" b="0"/>
             <wp:docPr id="42" name="Picture"/>
@@ -3299,6 +3302,12 @@
         <w:pStyle w:val="ImageCaption"/>
       </w:pPr>
       <w:r>
+        <w:rPr>
+          <w:b/>
+        </w:rPr>
+        <w:t xml:space="preserve">Figure 2. </w:t>
+      </w:r>
+      <w:r>
         <w:t>Stay duration stratified by facility. All residents (</w:t>
       </w:r>
       <m:oMath>
@@ -3350,6 +3359,7 @@
       <w:bookmarkStart w:id="17" w:name="sec:ch4"/>
       <w:bookmarkEnd w:id="16"/>
       <w:r>
+        <w:lastRenderedPageBreak/>
         <w:t>Chapter 4 — Observation period construction</w:t>
       </w:r>
     </w:p>
@@ -3391,123 +3401,123 @@
         <w:pStyle w:val="BodyText"/>
       </w:pPr>
       <w:r>
-        <w:t xml:space="preserve">Coverage data, or other episodes data, rarely align neatly with the period you are studying. This goes beyond simply filtering to a date range. The time before the first episode, between episodes, and after the last episode can matter depending on the analysis. For example, a member with no insurance coverage in the first quarter of their observation window represents a different situation from one who was covered from day one if certain interventions are meant to happen early in the observation period. Beyond clinical interpretation, this distinction also affects the correctness of any calculation that depends on a denominator. “19.4% of members had gaps” means 19.4% of members with any </w:t>
+        <w:t>Coverage data, or other episodes data, rarely align neatly with the period you are studying. This goes beyond simply filtering to a date range. The time before the first episode, between episodes, and after the last episode can matter depending on the analysis. For example, a member with no insurance coverage in the first quarter of their observation window represents a different situation from one who was covered from day one if certain interventions are meant to happen early in the observation period. Beyond clinical interpretation, this distinction also affects the correctness of any calculation that depends on a denominator. “19.4% of members had gaps” means 19.4% of members with any coverage, which is a different denominator than 19.4% of all members. Mixing them silently produces wrong statistics with no error and no warning.</w:t>
+      </w:r>
+    </w:p>
+    <w:p>
+      <w:pPr>
+        <w:pStyle w:val="BodyText"/>
+      </w:pPr>
+      <w:r>
+        <w:t>Per-entity windows make this harder still. When the observation window is each member’s 18th to 25th birthday, every member has a different start and end date. Members who turned 25 before the study data begins have zero-length windows and must be handled explicitly rather than silently excluded. A script applies a date filter somewhere in the middle of the pipeline. It has no object. It has no name. It cannot be inspected or reused.</w:t>
+      </w:r>
+    </w:p>
+    <w:p>
+      <w:pPr>
+        <w:pStyle w:val="BodyText"/>
+      </w:pPr>
+      <w:r>
+        <w:rPr>
+          <w:rStyle w:val="VerbatimChar"/>
+        </w:rPr>
+        <w:t>ObsPeriodPerEntity</w:t>
+      </w:r>
+      <w:r>
+        <w:t xml:space="preserve"> is a first-class object with a </w:t>
+      </w:r>
+      <w:r>
+        <w:rPr>
+          <w:rStyle w:val="VerbatimChar"/>
+        </w:rPr>
+        <w:t>construction_path</w:t>
+      </w:r>
+      <w:r>
+        <w:t xml:space="preserve"> attribute recording exactly how it was built. Two paths are demonstrated: </w:t>
+      </w:r>
+      <w:r>
+        <w:rPr>
+          <w:rStyle w:val="VerbatimChar"/>
+        </w:rPr>
+        <w:t>construct_from_calendar()</w:t>
+      </w:r>
+      <w:r>
+        <w:t xml:space="preserve"> gives every member the same 2022 window; </w:t>
+      </w:r>
+      <w:r>
+        <w:rPr>
+          <w:rStyle w:val="VerbatimChar"/>
+        </w:rPr>
+        <w:t>construct_from_age_window()</w:t>
+      </w:r>
+      <w:r>
+        <w:t xml:space="preserve"> gives each member a personal 18–25 window from their date of birth. The rest of the pipeline is identical for both.</w:t>
+      </w:r>
+    </w:p>
+    <w:p>
+      <w:pPr>
+        <w:pStyle w:val="BodyText"/>
+      </w:pPr>
+      <w:r>
+        <w:rPr>
+          <w:rStyle w:val="VerbatimChar"/>
+        </w:rPr>
+        <w:t>EpisodesFilter(episodes).to_obs_period(obs, clip=True)</w:t>
+      </w:r>
+      <w:r>
+        <w:t xml:space="preserve"> clips coverage periods to each member’s window. </w:t>
+      </w:r>
+      <w:r>
+        <w:rPr>
+          <w:rStyle w:val="VerbatimChar"/>
+        </w:rPr>
+        <w:t>CohortTimeline.build_from_components()</w:t>
+      </w:r>
+      <w:r>
+        <w:t xml:space="preserve"> assembles the filtered episodes and observation period into one per-entity table, producing the first </w:t>
+      </w:r>
+      <w:r>
+        <w:rPr>
+          <w:rStyle w:val="VerbatimChar"/>
+        </w:rPr>
+        <w:t>CohortTimeline</w:t>
+      </w:r>
+      <w:r>
+        <w:t xml:space="preserve"> in the vignette series:</w:t>
+      </w:r>
+    </w:p>
+    <w:p>
+      <w:pPr>
+        <w:pStyle w:val="BodyText"/>
+      </w:pPr>
+      <w:r>
+        <w:t>CohortTimeline( entities : 495 entity_col : ’patient_id’ has_obs_period : True episode_identities : [’medicaid_coverage’] episode_descriptor_cols : computed_episode_identities : [] event_identities : [] event_descriptor_cols : computed_event_identities : [] )</w:t>
+      </w:r>
+    </w:p>
+    <w:p>
+      <w:pPr>
+        <w:pStyle w:val="BodyText"/>
+      </w:pPr>
+      <w:r>
+        <w:rPr>
+          <w:rStyle w:val="VerbatimChar"/>
+        </w:rPr>
+        <w:t>CohortTimelineEpisodeAnalyzer.enrich_with_episode_coverage()</w:t>
+      </w:r>
+      <w:r>
+        <w:t xml:space="preserve"> enriches the timeline with seven </w:t>
+      </w:r>
+      <w:r>
+        <w:rPr>
+          <w:rStyle w:val="VerbatimChar"/>
+        </w:rPr>
+        <w:t>evt_comp_*</w:t>
+      </w:r>
+      <w:r>
+        <w:t xml:space="preserve"> columns per member. These columns travel with the </w:t>
       </w:r>
       <w:r>
         <w:lastRenderedPageBreak/>
-        <w:t>coverage, which is a different denominator than 19.4% of all members. Mixing them silently produces wrong statistics with no error and no warning.</w:t>
-      </w:r>
-    </w:p>
-    <w:p>
-      <w:pPr>
-        <w:pStyle w:val="BodyText"/>
-      </w:pPr>
-      <w:r>
-        <w:t>Per-entity windows make this harder still. When the observation window is each member’s 18th to 25th birthday, every member has a different start and end date. Members who turned 25 before the study data begins have zero-length windows and must be handled explicitly rather than silently excluded. A script applies a date filter somewhere in the middle of the pipeline. It has no object. It has no name. It cannot be inspected or reused.</w:t>
-      </w:r>
-    </w:p>
-    <w:p>
-      <w:pPr>
-        <w:pStyle w:val="BodyText"/>
-      </w:pPr>
-      <w:r>
-        <w:rPr>
-          <w:rStyle w:val="VerbatimChar"/>
-        </w:rPr>
-        <w:t>ObsPeriodPerEntity</w:t>
-      </w:r>
-      <w:r>
-        <w:t xml:space="preserve"> is a first-class object with a </w:t>
-      </w:r>
-      <w:r>
-        <w:rPr>
-          <w:rStyle w:val="VerbatimChar"/>
-        </w:rPr>
-        <w:t>construction_path</w:t>
-      </w:r>
-      <w:r>
-        <w:t xml:space="preserve"> attribute recording exactly how it was built. Two paths are demonstrated: </w:t>
-      </w:r>
-      <w:r>
-        <w:rPr>
-          <w:rStyle w:val="VerbatimChar"/>
-        </w:rPr>
-        <w:t>construct_from_calendar()</w:t>
-      </w:r>
-      <w:r>
-        <w:t xml:space="preserve"> gives every member the same 2022 window; </w:t>
-      </w:r>
-      <w:r>
-        <w:rPr>
-          <w:rStyle w:val="VerbatimChar"/>
-        </w:rPr>
-        <w:t>construct_from_age_window()</w:t>
-      </w:r>
-      <w:r>
-        <w:t xml:space="preserve"> gives each member a personal 18–25 window from their date of birth. The rest of the pipeline is identical for both.</w:t>
-      </w:r>
-    </w:p>
-    <w:p>
-      <w:pPr>
-        <w:pStyle w:val="BodyText"/>
-      </w:pPr>
-      <w:r>
-        <w:rPr>
-          <w:rStyle w:val="VerbatimChar"/>
-        </w:rPr>
-        <w:t>EpisodesFilter(episodes).to_obs_period(obs, clip=True)</w:t>
-      </w:r>
-      <w:r>
-        <w:t xml:space="preserve"> clips coverage periods to each member’s window. </w:t>
-      </w:r>
-      <w:r>
-        <w:rPr>
-          <w:rStyle w:val="VerbatimChar"/>
-        </w:rPr>
-        <w:t>CohortTimeline.build_from_components()</w:t>
-      </w:r>
-      <w:r>
-        <w:t xml:space="preserve"> assembles the filtered episodes and observation period into one per-entity table, producing the first </w:t>
-      </w:r>
-      <w:r>
-        <w:rPr>
-          <w:rStyle w:val="VerbatimChar"/>
-        </w:rPr>
-        <w:t>CohortTimeline</w:t>
-      </w:r>
-      <w:r>
-        <w:t xml:space="preserve"> in the vignette series:</w:t>
-      </w:r>
-    </w:p>
-    <w:p>
-      <w:pPr>
-        <w:pStyle w:val="BodyText"/>
-      </w:pPr>
-      <w:r>
-        <w:t>CohortTimeline( entities : 495 entity_col : ’patient_id’ has_obs_period : True episode_identities : [’medicaid_coverage’] episode_descriptor_cols : computed_episode_identities : [] event_identities : [] event_descriptor_cols : computed_event_identities : [] )</w:t>
-      </w:r>
-    </w:p>
-    <w:p>
-      <w:pPr>
-        <w:pStyle w:val="BodyText"/>
-      </w:pPr>
-      <w:r>
-        <w:rPr>
-          <w:rStyle w:val="VerbatimChar"/>
-        </w:rPr>
-        <w:t>CohortTimelineEpisodeAnalyzer.enrich_with_episode_coverage()</w:t>
-      </w:r>
-      <w:r>
-        <w:t xml:space="preserve"> enriches the timeline with seven </w:t>
-      </w:r>
-      <w:r>
-        <w:rPr>
-          <w:rStyle w:val="VerbatimChar"/>
-        </w:rPr>
-        <w:t>evt_comp_*</w:t>
-      </w:r>
-      <w:r>
-        <w:t xml:space="preserve"> columns per member. These columns travel with the object and are available for every downstream step without recomputing. A sample of the enriched data:</w:t>
+        <w:t>object and are available for every downstream step without recomputing. A sample of the enriched data:</w:t>
       </w:r>
     </w:p>
     <w:p>
@@ -3586,7 +3596,6 @@
       <w:bookmarkStart w:id="18" w:name="sec:ch5"/>
       <w:bookmarkEnd w:id="17"/>
       <w:r>
-        <w:lastRenderedPageBreak/>
         <w:t>Chapter 5 — Stacked timeline visualization</w:t>
       </w:r>
     </w:p>
@@ -3676,8 +3685,9 @@
         <w:rPr>
           <w:noProof/>
         </w:rPr>
+        <w:lastRenderedPageBreak/>
         <w:drawing>
-          <wp:inline distT="0" distB="0" distL="0" distR="0" wp14:anchorId="356D536C" wp14:editId="3E2622F6">
+          <wp:inline distT="0" distB="0" distL="0" distR="0" wp14:anchorId="767D0DC3" wp14:editId="3685DCC3">
             <wp:extent cx="5334000" cy="2650226"/>
             <wp:effectExtent l="0" t="0" r="0" b="0"/>
             <wp:docPr id="47" name="Picture"/>
@@ -3724,6 +3734,12 @@
         <w:pStyle w:val="ImageCaption"/>
       </w:pPr>
       <w:r>
+        <w:rPr>
+          <w:b/>
+        </w:rPr>
+        <w:t xml:space="preserve">Figure 3. </w:t>
+      </w:r>
+      <w:r>
         <w:t xml:space="preserve">Stacked timeline of Medicaid coverage for 50 members, ages 18–21 (normalized </w:t>
       </w:r>
       <m:oMath>
@@ -3762,85 +3778,85 @@
       <w:bookmarkStart w:id="19" w:name="sec:ch6"/>
       <w:bookmarkEnd w:id="18"/>
       <w:r>
+        <w:t>Chapter 6 — Event analysis</w:t>
+      </w:r>
+    </w:p>
+    <w:p>
+      <w:pPr>
+        <w:pStyle w:val="FirstParagraph"/>
+      </w:pPr>
+      <w:r>
+        <w:rPr>
+          <w:b/>
+          <w:bCs/>
+        </w:rPr>
+        <w:t>Scenario:</w:t>
+      </w:r>
+      <w:r>
+        <w:t xml:space="preserve"> How many ED visits did members have during calendar year 2022, and where in their coverage structure did those visits fall?</w:t>
+      </w:r>
+    </w:p>
+    <w:p>
+      <w:pPr>
+        <w:pStyle w:val="BodyText"/>
+      </w:pPr>
+      <w:r>
+        <w:t>This chapter introduces two questions that require the same data but different analyzers. The first is a volume question: how many members had ED visits, and how many had multiple? The second is a cross-type question, only askable when both episodes and events live in the same validated structure: where in each member’s coverage structure did those visits fall — during active coverage, during a gap, before enrollment, or after exit?</w:t>
+      </w:r>
+    </w:p>
+    <w:p>
+      <w:pPr>
+        <w:pStyle w:val="BodyText"/>
+      </w:pPr>
+      <w:r>
+        <w:t xml:space="preserve">Both questions begin with the same pipeline. Events need the same cleaning guarantees as episodes: null identifiers, unparseable dates, and duplicates handled explicitly. Events have one additional problem: same-date same-hospital records with different diagnoses are the same visit recorded twice, not two visits. </w:t>
+      </w:r>
+      <w:r>
+        <w:rPr>
+          <w:rStyle w:val="VerbatimChar"/>
+        </w:rPr>
+        <w:t>EventSemantics</w:t>
+      </w:r>
+      <w:r>
+        <w:t xml:space="preserve"> declares </w:t>
+      </w:r>
+      <w:r>
+        <w:rPr>
+          <w:rStyle w:val="VerbatimChar"/>
+        </w:rPr>
+        <w:t>also_defined_by = ["hospital_id"]</w:t>
+      </w:r>
+      <w:r>
+        <w:t xml:space="preserve"> — two visits on the same date at different hospitals are different events. The cleaner config declares consolidation rules: </w:t>
+      </w:r>
+      <w:r>
+        <w:rPr>
+          <w:rStyle w:val="VerbatimChar"/>
+        </w:rPr>
+        <w:t>icd10_condition: unique</w:t>
+      </w:r>
+      <w:r>
+        <w:t xml:space="preserve"> and </w:t>
+      </w:r>
+      <w:r>
+        <w:rPr>
+          <w:rStyle w:val="VerbatimChar"/>
+        </w:rPr>
+        <w:t>systolic_bp: median</w:t>
+      </w:r>
+      <w:r>
+        <w:t>. These are scientific decisions that belong in a versioned config file.</w:t>
+      </w:r>
+    </w:p>
+    <w:p>
+      <w:pPr>
+        <w:pStyle w:val="BodyText"/>
+      </w:pPr>
+      <w:r>
+        <w:rPr>
+          <w:rStyle w:val="VerbatimChar"/>
+        </w:rPr>
         <w:lastRenderedPageBreak/>
-        <w:t>Chapter 6 — Event analysis</w:t>
-      </w:r>
-    </w:p>
-    <w:p>
-      <w:pPr>
-        <w:pStyle w:val="FirstParagraph"/>
-      </w:pPr>
-      <w:r>
-        <w:rPr>
-          <w:b/>
-          <w:bCs/>
-        </w:rPr>
-        <w:t>Scenario:</w:t>
-      </w:r>
-      <w:r>
-        <w:t xml:space="preserve"> How many ED visits did members have during calendar year 2022, and where in their coverage structure did those visits fall?</w:t>
-      </w:r>
-    </w:p>
-    <w:p>
-      <w:pPr>
-        <w:pStyle w:val="BodyText"/>
-      </w:pPr>
-      <w:r>
-        <w:t>This chapter introduces two questions that require the same data but different analyzers. The first is a volume question: how many members had ED visits, and how many had multiple? The second is a cross-type question, only askable when both episodes and events live in the same validated structure: where in each member’s coverage structure did those visits fall — during active coverage, during a gap, before enrollment, or after exit?</w:t>
-      </w:r>
-    </w:p>
-    <w:p>
-      <w:pPr>
-        <w:pStyle w:val="BodyText"/>
-      </w:pPr>
-      <w:r>
-        <w:t xml:space="preserve">Both questions begin with the same pipeline. Events need the same cleaning guarantees as episodes: null identifiers, unparseable dates, and duplicates handled explicitly. Events have one additional problem: same-date same-hospital records with different diagnoses are the same visit recorded twice, not two visits. </w:t>
-      </w:r>
-      <w:r>
-        <w:rPr>
-          <w:rStyle w:val="VerbatimChar"/>
-        </w:rPr>
-        <w:t>EventSemantics</w:t>
-      </w:r>
-      <w:r>
-        <w:t xml:space="preserve"> declares </w:t>
-      </w:r>
-      <w:r>
-        <w:rPr>
-          <w:rStyle w:val="VerbatimChar"/>
-        </w:rPr>
-        <w:t>also_defined_by = ["hospital_id"]</w:t>
-      </w:r>
-      <w:r>
-        <w:t xml:space="preserve"> — two visits on the same date at different hospitals are different events. The cleaner config declares consolidation rules: </w:t>
-      </w:r>
-      <w:r>
-        <w:rPr>
-          <w:rStyle w:val="VerbatimChar"/>
-        </w:rPr>
-        <w:t>icd10_condition: unique</w:t>
-      </w:r>
-      <w:r>
-        <w:t xml:space="preserve"> and </w:t>
-      </w:r>
-      <w:r>
-        <w:rPr>
-          <w:rStyle w:val="VerbatimChar"/>
-        </w:rPr>
-        <w:t>systolic_bp: median</w:t>
-      </w:r>
-      <w:r>
-        <w:t>. These are scientific decisions that belong in a versioned config file.</w:t>
-      </w:r>
-    </w:p>
-    <w:p>
-      <w:pPr>
-        <w:pStyle w:val="BodyText"/>
-      </w:pPr>
-      <w:r>
-        <w:rPr>
-          <w:rStyle w:val="VerbatimChar"/>
-        </w:rPr>
         <w:t>CohortTimeline.build_from_components()</w:t>
       </w:r>
       <w:r>
@@ -3909,9 +3925,8 @@
         <w:rPr>
           <w:noProof/>
         </w:rPr>
-        <w:lastRenderedPageBreak/>
         <w:drawing>
-          <wp:inline distT="0" distB="0" distL="0" distR="0" wp14:anchorId="58181134" wp14:editId="2E58EFED">
+          <wp:inline distT="0" distB="0" distL="0" distR="0" wp14:anchorId="48730679" wp14:editId="7FCC1D6E">
             <wp:extent cx="4533900" cy="2695109"/>
             <wp:effectExtent l="0" t="0" r="0" b="0"/>
             <wp:docPr id="51" name="Picture"/>
@@ -3958,6 +3973,12 @@
         <w:pStyle w:val="ImageCaption"/>
       </w:pPr>
       <w:r>
+        <w:rPr>
+          <w:b/>
+        </w:rPr>
+        <w:t xml:space="preserve">Figure 4. </w:t>
+      </w:r>
+      <w:r>
         <w:t>ED visit prevalence, calendar year 2022 (</w:t>
       </w:r>
       <m:oMath>
@@ -3980,8 +4001,9 @@
         <w:rPr>
           <w:noProof/>
         </w:rPr>
+        <w:lastRenderedPageBreak/>
         <w:drawing>
-          <wp:inline distT="0" distB="0" distL="0" distR="0" wp14:anchorId="24F9307D" wp14:editId="06C5F9A4">
+          <wp:inline distT="0" distB="0" distL="0" distR="0" wp14:anchorId="5491FE1E" wp14:editId="7FCEBA28">
             <wp:extent cx="4533900" cy="2697383"/>
             <wp:effectExtent l="0" t="0" r="0" b="0"/>
             <wp:docPr id="54" name="Picture"/>
@@ -4028,6 +4050,12 @@
         <w:pStyle w:val="ImageCaption"/>
       </w:pPr>
       <w:r>
+        <w:rPr>
+          <w:b/>
+        </w:rPr>
+        <w:t xml:space="preserve">Figure 5. </w:t>
+      </w:r>
+      <w:r>
         <w:t>ED visit count distribution, calendar year 2022 (</w:t>
       </w:r>
       <m:oMath>
@@ -4080,7 +4108,6 @@
         <w:rPr>
           <w:rStyle w:val="VerbatimChar"/>
         </w:rPr>
-        <w:lastRenderedPageBreak/>
         <w:t>EpisodeEventInteractionAnalyzer</w:t>
       </w:r>
       <w:r>
@@ -4182,7 +4209,11 @@
         <w:pStyle w:val="BodyText"/>
       </w:pPr>
       <w:r>
-        <w:t>You know 64.2% of members in the null cohort and 67.6% in the signal cohort had at least one ED visit, and that more than half had multiple. Now the question is about when, and whether the pattern differs by condition. Two problems make this harder than it looks. Each nth timing has a different denominator: time to first visit is defined for 541 members (signal), time to second for 454, time to third for 354. A script must track three denominators manually and apply them correctly to three histograms on a shared axis. And stratifying gap distributions by condition requires that diagnosis labels survive from raw claims through cleaning, consolidation, and timeline assembly — without any additional joins.</w:t>
+        <w:t xml:space="preserve">You know 64.2% of members in the null cohort and 67.6% in the signal cohort had at least one ED visit, and that more than half had multiple. Now the question is about when, and whether the pattern differs by condition. Two problems make this harder than it looks. Each nth timing has a different denominator: time to first visit is defined for 541 members (signal), time to second for 454, time to third for 354. A script must track three denominators manually and apply them correctly to three histograms on a shared axis. And stratifying gap distributions by condition requires that diagnosis labels survive from raw </w:t>
+      </w:r>
+      <w:r>
+        <w:lastRenderedPageBreak/>
+        <w:t>claims through cleaning, consolidation, and timeline assembly — without any additional joins.</w:t>
       </w:r>
     </w:p>
     <w:p>
@@ -4232,9 +4263,8 @@
         <w:rPr>
           <w:noProof/>
         </w:rPr>
-        <w:lastRenderedPageBreak/>
         <w:drawing>
-          <wp:inline distT="0" distB="0" distL="0" distR="0" wp14:anchorId="7406ADF7" wp14:editId="3F4CCF12">
+          <wp:inline distT="0" distB="0" distL="0" distR="0" wp14:anchorId="38C89B00" wp14:editId="02EF1C41">
             <wp:extent cx="4533900" cy="4059466"/>
             <wp:effectExtent l="0" t="0" r="0" b="0"/>
             <wp:docPr id="58" name="Picture"/>
@@ -4281,6 +4311,12 @@
         <w:pStyle w:val="ImageCaption"/>
       </w:pPr>
       <w:r>
+        <w:rPr>
+          <w:b/>
+        </w:rPr>
+        <w:t xml:space="preserve">Figure 6. </w:t>
+      </w:r>
+      <w:r>
         <w:t xml:space="preserve">Time to </w:t>
       </w:r>
       <m:oMath>
@@ -4430,7 +4466,7 @@
         </w:rPr>
         <w:lastRenderedPageBreak/>
         <w:drawing>
-          <wp:inline distT="0" distB="0" distL="0" distR="0" wp14:anchorId="00B0C693" wp14:editId="18BEB17F">
+          <wp:inline distT="0" distB="0" distL="0" distR="0" wp14:anchorId="2A1BA781" wp14:editId="01F5DB0F">
             <wp:extent cx="4533900" cy="3025795"/>
             <wp:effectExtent l="0" t="0" r="0" b="0"/>
             <wp:docPr id="61" name="Picture"/>
@@ -4477,6 +4513,12 @@
         <w:pStyle w:val="ImageCaption"/>
       </w:pPr>
       <w:r>
+        <w:rPr>
+          <w:b/>
+        </w:rPr>
+        <w:t xml:space="preserve">Figure 7. </w:t>
+      </w:r>
+      <w:r>
         <w:t>Mean days between ED visits by condition group, ages 18–21 (signal simulation). Single-condition members show longer gaps than comorbid members. Dashed lines: P25, P50, P75.</w:t>
       </w:r>
     </w:p>
@@ -5083,7 +5125,7 @@
           <w:noProof/>
         </w:rPr>
         <w:drawing>
-          <wp:inline distT="0" distB="0" distL="0" distR="0" wp14:anchorId="66AC2289" wp14:editId="74B5DF75">
+          <wp:inline distT="0" distB="0" distL="0" distR="0" wp14:anchorId="4FE174BD" wp14:editId="17484989">
             <wp:extent cx="4533900" cy="3724138"/>
             <wp:effectExtent l="0" t="0" r="0" b="0"/>
             <wp:docPr id="66" name="Picture"/>
@@ -5130,6 +5172,12 @@
         <w:pStyle w:val="ImageCaption"/>
       </w:pPr>
       <w:r>
+        <w:rPr>
+          <w:b/>
+        </w:rPr>
+        <w:t xml:space="preserve">Figure 8. </w:t>
+      </w:r>
+      <w:r>
         <w:t xml:space="preserve">Gap distributions: </w:t>
       </w:r>
       <w:r>
@@ -5190,11 +5238,11 @@
         </m:r>
       </m:oMath>
       <w:r>
-        <w:t xml:space="preserve"> nearest stroke (26d </w:t>
+        <w:t xml:space="preserve"> nearest stroke </w:t>
       </w:r>
       <w:r>
         <w:lastRenderedPageBreak/>
-        <w:t xml:space="preserve">vs. 57d, ratio </w:t>
+        <w:t xml:space="preserve">(26d vs. 57d, ratio </w:t>
       </w:r>
       <m:oMath>
         <m:r>
@@ -5293,7 +5341,7 @@
           <w:noProof/>
         </w:rPr>
         <w:drawing>
-          <wp:inline distT="0" distB="0" distL="0" distR="0" wp14:anchorId="004A936E" wp14:editId="48068341">
+          <wp:inline distT="0" distB="0" distL="0" distR="0" wp14:anchorId="4B39D334" wp14:editId="046841D8">
             <wp:extent cx="4533900" cy="3724138"/>
             <wp:effectExtent l="0" t="0" r="0" b="0"/>
             <wp:docPr id="69" name="Picture"/>
@@ -5340,6 +5388,12 @@
         <w:pStyle w:val="ImageCaption"/>
       </w:pPr>
       <w:r>
+        <w:rPr>
+          <w:b/>
+        </w:rPr>
+        <w:t xml:space="preserve">Figure 9. </w:t>
+      </w:r>
+      <w:r>
         <w:t xml:space="preserve">Gap distributions: </w:t>
       </w:r>
       <w:r>
@@ -5938,7 +5992,7 @@
         </w:rPr>
         <w:lastRenderedPageBreak/>
         <w:drawing>
-          <wp:inline distT="0" distB="0" distL="0" distR="0" wp14:anchorId="3CE63978" wp14:editId="67378530">
+          <wp:inline distT="0" distB="0" distL="0" distR="0" wp14:anchorId="2EB2A7AE" wp14:editId="16D77822">
             <wp:extent cx="4533900" cy="2268859"/>
             <wp:effectExtent l="0" t="0" r="0" b="0"/>
             <wp:docPr id="73" name="Picture"/>
@@ -5985,6 +6039,12 @@
         <w:pStyle w:val="ImageCaption"/>
       </w:pPr>
       <w:r>
+        <w:rPr>
+          <w:b/>
+        </w:rPr>
+        <w:t xml:space="preserve">Figure 10. </w:t>
+      </w:r>
+      <w:r>
         <w:t xml:space="preserve">Directionality: </w:t>
       </w:r>
       <w:r>
@@ -6155,7 +6215,7 @@
           <w:noProof/>
         </w:rPr>
         <w:drawing>
-          <wp:inline distT="0" distB="0" distL="0" distR="0" wp14:anchorId="57FD5F0C" wp14:editId="2E343CAE">
+          <wp:inline distT="0" distB="0" distL="0" distR="0" wp14:anchorId="6328737C" wp14:editId="21E352A9">
             <wp:extent cx="4533900" cy="2266950"/>
             <wp:effectExtent l="0" t="0" r="0" b="0"/>
             <wp:docPr id="76" name="Picture"/>
@@ -6202,6 +6262,12 @@
         <w:pStyle w:val="ImageCaption"/>
       </w:pPr>
       <w:r>
+        <w:rPr>
+          <w:b/>
+        </w:rPr>
+        <w:t xml:space="preserve">Figure 11. </w:t>
+      </w:r>
+      <w:r>
         <w:t xml:space="preserve">Directionality: </w:t>
       </w:r>
       <w:r>
@@ -6326,7 +6392,7 @@
         </w:rPr>
         <w:lastRenderedPageBreak/>
         <w:drawing>
-          <wp:inline distT="0" distB="0" distL="0" distR="0" wp14:anchorId="2508B994" wp14:editId="5AC4187D">
+          <wp:inline distT="0" distB="0" distL="0" distR="0" wp14:anchorId="28E6E57A" wp14:editId="3CFE491F">
             <wp:extent cx="4533900" cy="2268859"/>
             <wp:effectExtent l="0" t="0" r="0" b="0"/>
             <wp:docPr id="79" name="Picture"/>
@@ -6373,6 +6439,12 @@
         <w:pStyle w:val="ImageCaption"/>
       </w:pPr>
       <w:r>
+        <w:rPr>
+          <w:b/>
+        </w:rPr>
+        <w:t xml:space="preserve">Figure 12. </w:t>
+      </w:r>
+      <w:r>
         <w:t xml:space="preserve">Directionality: </w:t>
       </w:r>
       <w:r>
@@ -6646,6 +6718,11 @@
       </w:r>
       <w:r>
         <w:t xml:space="preserve"> and script-based implementations.</w:t>
+      </w:r>
+    </w:p>
+    <w:p>
+      <w:r>
+        <w:br w:type="page"/>
       </w:r>
     </w:p>
     <w:tbl>
@@ -6674,6 +6751,7 @@
               <w:pStyle w:val="Compact"/>
             </w:pPr>
             <w:r>
+              <w:lastRenderedPageBreak/>
               <w:t>Vignette</w:t>
             </w:r>
           </w:p>
@@ -6860,7 +6938,6 @@
               <w:pStyle w:val="Compact"/>
             </w:pPr>
             <w:r>
-              <w:lastRenderedPageBreak/>
               <w:t>Ch 1B — Event cleaning</w:t>
             </w:r>
           </w:p>
@@ -7563,7 +7640,11 @@
         <w:t>NaN</w:t>
       </w:r>
       <w:r>
-        <w:t xml:space="preserve"> for all episode-related statistics, not missing data. The analyzer has no config — no thresholds, no windows — because the computation is fully determined by the data. This capability was demonstrated with a cohort of 775 members having both ED visits and inpatient hospitalizations, producing 16.5% of ED visits during or on the day of a hospitalization (billing artifacts and ED-triggered admissions). The open/closed principle holds: adding </w:t>
+        <w:t xml:space="preserve"> for all episode-related statistics, not missing data. The analyzer has no config — no thresholds, no windows — because the computation is fully determined by the data. This capability was demonstrated with a cohort of 775 members </w:t>
+      </w:r>
+      <w:r>
+        <w:lastRenderedPageBreak/>
+        <w:t xml:space="preserve">having both ED visits and inpatient hospitalizations, producing 16.5% of ED visits during or on the day of a hospitalization (billing artifacts and ED-triggered admissions). The open/closed principle holds: adding </w:t>
       </w:r>
       <w:r>
         <w:rPr>
@@ -7572,11 +7653,7 @@
         <w:t>EventEpisodeAnalyzer</w:t>
       </w:r>
       <w:r>
-        <w:t xml:space="preserve"> required writing one new </w:t>
-      </w:r>
-      <w:r>
-        <w:lastRenderedPageBreak/>
-        <w:t>class consuming existing validated objects; the assembler, the timeline, and all existing analyzers required zero changes.</w:t>
+        <w:t xml:space="preserve"> required writing one new class consuming existing validated objects; the assembler, the timeline, and all existing analyzers required zero changes.</w:t>
       </w:r>
     </w:p>
     <w:p>
@@ -7774,11 +7851,11 @@
         <w:pStyle w:val="FirstParagraph"/>
       </w:pPr>
       <w:r>
-        <w:t xml:space="preserve">The three-object structure — entities, observation periods, interval episodes, point-in-time events — recurs across domains wherever entities are observed over time: insurance analytics, educational longitudinal research, ecological monitoring (Michener and Jones 2012), clinical trial follow-up, and workforce analysis. Engineering applications offer a particularly direct mapping: in structural health monitoring, the observation period is the monitoring window, interval episodes are periods of sensor-recorded loading or stress, and point-in-time events are inspections or detected defect occurrences. Cleaners remove invalid sensor readings; analyzers compute damage evolution metrics such as crack growth rates or fatigue cycle counts. New analyzers implementing domain-specific methods — </w:t>
+        <w:t xml:space="preserve">The three-object structure — entities, observation periods, interval episodes, point-in-time events — recurs across domains wherever entities are observed over time: insurance analytics, educational longitudinal research, ecological monitoring (Michener and Jones 2012), clinical trial follow-up, and workforce analysis. Engineering applications offer a particularly direct mapping: in structural health monitoring, the observation period is the monitoring window, interval episodes are periods of sensor-recorded loading or stress, and </w:t>
       </w:r>
       <w:r>
         <w:lastRenderedPageBreak/>
-        <w:t xml:space="preserve">rainflow counting for fatigue analysis, crack-growth models — can be added within the same framework without modifying any existing component. </w:t>
+        <w:t xml:space="preserve">point-in-time events are inspections or detected defect occurrences. Cleaners remove invalid sensor readings; analyzers compute damage evolution metrics such as crack growth rates or fatigue cycle counts. New analyzers implementing domain-specific methods — rainflow counting for fatigue analysis, crack-growth models — can be added within the same framework without modifying any existing component. </w:t>
       </w:r>
       <w:r>
         <w:rPr>
@@ -7927,11 +8004,11 @@
         <w:t>CohortTimeline</w:t>
       </w:r>
       <w:r>
-        <w:t xml:space="preserve"> is compact and human-readable but requires parsing at every analytical step; for very large cohorts this may introduce performance costs that a sparse matrix representation would avoid. Python’s interpreted execution adds further overhead relative to compiled alternatives for computationally intensive operations. However, the layered architecture makes targeted optimization tractable. Because each layer has a single responsibility (Single Responsibility Principle; (Martin 2000)) and depends on typed object interfaces rather than concrete implementations (Dependency Inversion Principle), any individual layer can be </w:t>
+        <w:t xml:space="preserve"> is compact and human-readable but requires parsing at every analytical step; for very large cohorts this may introduce performance costs that a sparse matrix representation would avoid. Python’s interpreted execution adds further overhead relative to compiled alternatives for computationally intensive operations. However, the layered architecture makes targeted optimization </w:t>
       </w:r>
       <w:r>
         <w:lastRenderedPageBreak/>
-        <w:t xml:space="preserve">reimplemented in C, C++, or Rust without modifying any other layer. A C extension that produces a valid </w:t>
+        <w:t xml:space="preserve">tractable. Because each layer has a single responsibility (Single Responsibility Principle; (Martin 2000)) and depends on typed object interfaces rather than concrete implementations (Dependency Inversion Principle), any individual layer can be reimplemented in C, C++, or Rust without modifying any other layer. A C extension that produces a valid </w:t>
       </w:r>
       <w:r>
         <w:rPr>
@@ -8116,6 +8193,7 @@
       <w:bookmarkStart w:id="40" w:name="ref-codd1970"/>
       <w:bookmarkEnd w:id="39"/>
       <w:r>
+        <w:lastRenderedPageBreak/>
         <w:t xml:space="preserve">Codd, Edgar F. 1970. “A Relational Model of Data for Large Shared Data Banks.” </w:t>
       </w:r>
       <w:r>
@@ -8147,7 +8225,6 @@
       <w:bookmarkStart w:id="41" w:name="ref-dima2017"/>
       <w:bookmarkEnd w:id="40"/>
       <w:r>
-        <w:lastRenderedPageBreak/>
         <w:t xml:space="preserve">Dima, Alexandra L., and Dan Dediu. 2017. “Computation of Adherence to Medication and Visualization of Medication Histories in r with AdhereR: Towards Transparent and Reproducible Use of Electronic Healthcare Data.” </w:t>
       </w:r>
       <w:r>
@@ -8498,6 +8575,7 @@
       <w:bookmarkStart w:id="53" w:name="ref-liskov1994"/>
       <w:bookmarkEnd w:id="52"/>
       <w:r>
+        <w:lastRenderedPageBreak/>
         <w:t xml:space="preserve">Liskov, Barbara, and Jeannette Wing. 1994. “A Behavioral Notion of Subtyping.” </w:t>
       </w:r>
       <w:r>
@@ -8529,7 +8607,6 @@
       <w:bookmarkStart w:id="54" w:name="ref-vanderloo2021"/>
       <w:bookmarkEnd w:id="53"/>
       <w:r>
-        <w:lastRenderedPageBreak/>
         <w:t xml:space="preserve">Loo, Mark P. J. van der, and Edwin de Jonge. 2021. “Data Validation Infrastructure for r.” </w:t>
       </w:r>
       <w:r>
@@ -8880,6 +8957,7 @@
       <w:bookmarkStart w:id="66" w:name="ref-therneau2023"/>
       <w:bookmarkEnd w:id="65"/>
       <w:r>
+        <w:lastRenderedPageBreak/>
         <w:t xml:space="preserve">Therneau, Terry M. 2023. </w:t>
       </w:r>
       <w:r>
@@ -8911,7 +8989,6 @@
       <w:bookmarkStart w:id="67" w:name="ref-wickham2023"/>
       <w:bookmarkEnd w:id="66"/>
       <w:r>
-        <w:lastRenderedPageBreak/>
         <w:t xml:space="preserve">Wickham, Hadley, Romain François, Lionel Henry, Kirill Müller, and Davis Vaughan. 2023. </w:t>
       </w:r>
       <w:r>
@@ -9060,7 +9137,7 @@
   <w:abstractNum w:abstractNumId="0" w15:restartNumberingAfterBreak="0">
     <w:nsid w:val="0000A990"/>
     <w:multiLevelType w:val="multilevel"/>
-    <w:tmpl w:val="9964F63E"/>
+    <w:tmpl w:val="2256B7A6"/>
     <w:lvl w:ilvl="0">
       <w:numFmt w:val="bullet"/>
       <w:lvlText w:val=" "/>
@@ -9134,7 +9211,7 @@
       </w:pPr>
     </w:lvl>
   </w:abstractNum>
-  <w:num w:numId="1" w16cid:durableId="1784418929">
+  <w:num w:numId="1" w16cid:durableId="574822075">
     <w:abstractNumId w:val="0"/>
   </w:num>
 </w:numbering>
